--- a/pr-preview/pr-180/chapters/citations-evidence-tracked-changes.docx
+++ b/pr-preview/pr-180/chapters/citations-evidence-tracked-changes.docx
@@ -26,7 +26,7 @@
       </w:pPr>
       <w:ins w:id="2" w:author="PR Preview" w:date="2026-01-01T00:00:00Z">
         <w:r>
-          <w:t xml:space="preserve">Last modified: 2026-10-13 15:04:48 (PDT)</w:t>
+          <w:t xml:space="preserve">Last modified: 2026-10-13 15:17:05 (PDT)</w:t>
         </w:r>
       </w:ins>
     </w:p>
@@ -3099,86 +3099,140 @@
       </w:pPr>
       <w:ins w:id="31" w:author="PR Preview" w:date="2026-01-01T00:00:00Z">
         <w:r>
-          <w:t xml:space="preserve">Do not apply it to routine lemmas,</w:t>
-        </w:r>
-      </w:ins>
+          <w:t xml:space="preserve">Do not apply it to:</w:t>
+        </w:r>
+      </w:ins>
+    </w:p>
+    <w:p>
+      <w:pPr>
+        <w:pStyle w:val="Compact"/>
+        <w:numPr>
+          <w:ilvl w:val="0"/>
+          <w:numId w:val="1018"/>
+        </w:numPr>
+      </w:pPr>
       <w:ins w:id="32" w:author="PR Preview" w:date="2026-01-01T00:00:00Z">
         <w:r>
+          <w:t xml:space="preserve">routine lemmas;</w:t>
+        </w:r>
+      </w:ins>
+    </w:p>
+    <w:p>
+      <w:pPr>
+        <w:pStyle w:val="Compact"/>
+        <w:numPr>
+          <w:ilvl w:val="0"/>
+          <w:numId w:val="1018"/>
+        </w:numPr>
+      </w:pPr>
+      <w:ins w:id="33" w:author="PR Preview" w:date="2026-01-01T00:00:00Z">
+        <w:r>
+          <w:t xml:space="preserve">textbook exercises;</w:t>
+        </w:r>
+      </w:ins>
+    </w:p>
+    <w:p>
+      <w:pPr>
+        <w:pStyle w:val="Compact"/>
+        <w:numPr>
+          <w:ilvl w:val="0"/>
+          <w:numId w:val="1018"/>
+        </w:numPr>
+      </w:pPr>
+      <w:ins w:id="34" w:author="PR Preview" w:date="2026-01-01T00:00:00Z">
+        <w:r>
+          <w:t xml:space="preserve">results with no identifiable first source.</w:t>
+        </w:r>
+      </w:ins>
+    </w:p>
+    <w:p>
+      <w:pPr>
+        <w:pStyle w:val="FirstParagraph"/>
+      </w:pPr>
+      <w:ins w:id="35" w:author="PR Preview" w:date="2026-01-01T00:00:00Z">
+        <w:r>
+          <w:t xml:space="preserve">When the credit is disputed or the first source is unclear,</w:t>
+        </w:r>
+      </w:ins>
+      <w:ins w:id="36" w:author="PR Preview" w:date="2026-01-01T00:00:00Z">
+        <w:r>
           <w:t xml:space="preserve"> </w:t>
         </w:r>
       </w:ins>
-      <w:ins w:id="33" w:author="PR Preview" w:date="2026-01-01T00:00:00Z">
-        <w:r>
-          <w:t xml:space="preserve">to textbook exercises,</w:t>
-        </w:r>
-      </w:ins>
-      <w:ins w:id="34" w:author="PR Preview" w:date="2026-01-01T00:00:00Z">
+      <w:ins w:id="37" w:author="PR Preview" w:date="2026-01-01T00:00:00Z">
+        <w:r>
+          <w:t xml:space="preserve">say so in one sentence and cite a history of the result</w:t>
+        </w:r>
+      </w:ins>
+      <w:ins w:id="38" w:author="PR Preview" w:date="2026-01-01T00:00:00Z">
         <w:r>
           <w:t xml:space="preserve"> </w:t>
         </w:r>
       </w:ins>
-      <w:ins w:id="35" w:author="PR Preview" w:date="2026-01-01T00:00:00Z">
-        <w:r>
-          <w:t xml:space="preserve">or to results with no identifiable first source.</w:t>
-        </w:r>
-      </w:ins>
-      <w:ins w:id="36" w:author="PR Preview" w:date="2026-01-01T00:00:00Z">
+      <w:ins w:id="39" w:author="PR Preview" w:date="2026-01-01T00:00:00Z">
+        <w:r>
+          <w:t xml:space="preserve">instead of naming a source you have not checked.</w:t>
+        </w:r>
+      </w:ins>
+    </w:p>
+    <w:p>
+      <w:pPr>
+        <w:pStyle w:val="BodyText"/>
+      </w:pPr>
+      <w:ins w:id="40" w:author="PR Preview" w:date="2026-01-01T00:00:00Z">
+        <w:r>
+          <w:t xml:space="preserve">Check every detail of the original against an official source, such as:</w:t>
+        </w:r>
+      </w:ins>
+    </w:p>
+    <w:p>
+      <w:pPr>
+        <w:pStyle w:val="Compact"/>
+        <w:numPr>
+          <w:ilvl w:val="0"/>
+          <w:numId w:val="1019"/>
+        </w:numPr>
+      </w:pPr>
+      <w:ins w:id="41" w:author="PR Preview" w:date="2026-01-01T00:00:00Z">
+        <w:r>
+          <w:t xml:space="preserve">the publisher;</w:t>
+        </w:r>
+      </w:ins>
+    </w:p>
+    <w:p>
+      <w:pPr>
+        <w:pStyle w:val="Compact"/>
+        <w:numPr>
+          <w:ilvl w:val="0"/>
+          <w:numId w:val="1019"/>
+        </w:numPr>
+      </w:pPr>
+      <w:ins w:id="42" w:author="PR Preview" w:date="2026-01-01T00:00:00Z">
+        <w:r>
+          <w:t xml:space="preserve">the journal’s archive;</w:t>
+        </w:r>
+      </w:ins>
+    </w:p>
+    <w:p>
+      <w:pPr>
+        <w:pStyle w:val="Compact"/>
+        <w:numPr>
+          <w:ilvl w:val="0"/>
+          <w:numId w:val="1019"/>
+        </w:numPr>
+      </w:pPr>
+      <w:ins w:id="43" w:author="PR Preview" w:date="2026-01-01T00:00:00Z">
+        <w:r>
+          <w:t xml:space="preserve">a library such as</w:t>
+        </w:r>
+      </w:ins>
+      <w:ins w:id="44" w:author="PR Preview" w:date="2026-01-01T00:00:00Z">
         <w:r>
           <w:t xml:space="preserve"> </w:t>
         </w:r>
       </w:ins>
-      <w:ins w:id="37" w:author="PR Preview" w:date="2026-01-01T00:00:00Z">
-        <w:r>
-          <w:t xml:space="preserve">When the credit is disputed or the first source is unclear,</w:t>
-        </w:r>
-      </w:ins>
-      <w:ins w:id="38" w:author="PR Preview" w:date="2026-01-01T00:00:00Z">
-        <w:r>
-          <w:t xml:space="preserve"> </w:t>
-        </w:r>
-      </w:ins>
-      <w:ins w:id="39" w:author="PR Preview" w:date="2026-01-01T00:00:00Z">
-        <w:r>
-          <w:t xml:space="preserve">say so in one sentence and cite a history of the result</w:t>
-        </w:r>
-      </w:ins>
-      <w:ins w:id="40" w:author="PR Preview" w:date="2026-01-01T00:00:00Z">
-        <w:r>
-          <w:t xml:space="preserve"> </w:t>
-        </w:r>
-      </w:ins>
-      <w:ins w:id="41" w:author="PR Preview" w:date="2026-01-01T00:00:00Z">
-        <w:r>
-          <w:t xml:space="preserve">instead of naming a source you have not checked.</w:t>
-        </w:r>
-      </w:ins>
-    </w:p>
-    <w:p>
-      <w:pPr>
-        <w:pStyle w:val="BodyText"/>
-      </w:pPr>
-      <w:ins w:id="42" w:author="PR Preview" w:date="2026-01-01T00:00:00Z">
-        <w:r>
-          <w:t xml:space="preserve">Check every detail of the original against an official source:</w:t>
-        </w:r>
-      </w:ins>
-      <w:ins w:id="43" w:author="PR Preview" w:date="2026-01-01T00:00:00Z">
-        <w:r>
-          <w:t xml:space="preserve"> </w:t>
-        </w:r>
-      </w:ins>
-      <w:ins w:id="44" w:author="PR Preview" w:date="2026-01-01T00:00:00Z">
-        <w:r>
-          <w:t xml:space="preserve">the publisher, the journal’s archive, or a library such as</w:t>
-        </w:r>
-      </w:ins>
-      <w:ins w:id="45" w:author="PR Preview" w:date="2026-01-01T00:00:00Z">
-        <w:r>
-          <w:t xml:space="preserve"> </w:t>
-        </w:r>
-      </w:ins>
       <w:hyperlink r:id="rId36">
-        <w:ins w:id="46" w:author="PR Preview" w:date="2026-01-01T00:00:00Z">
+        <w:ins w:id="45" w:author="PR Preview" w:date="2026-01-01T00:00:00Z">
           <w:r>
             <w:rPr>
               <w:rStyle w:val="Hyperlink"/>
@@ -3187,9 +3241,19 @@
           </w:r>
         </w:ins>
       </w:hyperlink>
+      <w:ins w:id="46" w:author="PR Preview" w:date="2026-01-01T00:00:00Z">
+        <w:r>
+          <w:t xml:space="preserve">.</w:t>
+        </w:r>
+      </w:ins>
+    </w:p>
+    <w:p>
+      <w:pPr>
+        <w:pStyle w:val="FirstParagraph"/>
+      </w:pPr>
       <w:ins w:id="47" w:author="PR Preview" w:date="2026-01-01T00:00:00Z">
         <w:r>
-          <w:t xml:space="preserve">.</w:t>
+          <w:t xml:space="preserve">Never cite an unauthorized copy,</w:t>
         </w:r>
       </w:ins>
       <w:ins w:id="48" w:author="PR Preview" w:date="2026-01-01T00:00:00Z">
@@ -3199,26 +3263,16 @@
       </w:ins>
       <w:ins w:id="49" w:author="PR Preview" w:date="2026-01-01T00:00:00Z">
         <w:r>
-          <w:t xml:space="preserve">Never cite an unauthorized copy,</w:t>
-        </w:r>
-      </w:ins>
+          <w:t xml:space="preserve">and never fill in a title, volume, or page number from memory.</w:t>
+        </w:r>
+      </w:ins>
+    </w:p>
+    <w:bookmarkStart w:id="37" w:name="exm-cite-original"/>
+    <w:p>
+      <w:pPr>
+        <w:pStyle w:val="BodyText"/>
+      </w:pPr>
       <w:ins w:id="50" w:author="PR Preview" w:date="2026-01-01T00:00:00Z">
-        <w:r>
-          <w:t xml:space="preserve"> </w:t>
-        </w:r>
-      </w:ins>
-      <w:ins w:id="51" w:author="PR Preview" w:date="2026-01-01T00:00:00Z">
-        <w:r>
-          <w:t xml:space="preserve">and never fill in a title, volume, or page number from memory.</w:t>
-        </w:r>
-      </w:ins>
-    </w:p>
-    <w:bookmarkStart w:id="37" w:name="exm-cite-original"/>
-    <w:p>
-      <w:pPr>
-        <w:pStyle w:val="BodyText"/>
-      </w:pPr>
-      <w:ins w:id="52" w:author="PR Preview" w:date="2026-01-01T00:00:00Z">
         <w:r>
           <w:rPr>
             <w:b/>
@@ -3227,34 +3281,44 @@
           <w:t xml:space="preserve">Example 3 (Crediting Chebyshev’s inequality)</w:t>
         </w:r>
       </w:ins>
+      <w:ins w:id="51" w:author="PR Preview" w:date="2026-01-01T00:00:00Z">
+        <w:r>
+          <w:t xml:space="preserve"> </w:t>
+        </w:r>
+      </w:ins>
+      <w:ins w:id="52" w:author="PR Preview" w:date="2026-01-01T00:00:00Z">
+        <w:r>
+          <w:t xml:space="preserve"> </w:t>
+        </w:r>
+      </w:ins>
+    </w:p>
+    <w:p>
+      <w:pPr>
+        <w:pStyle w:val="BlockText"/>
+      </w:pPr>
       <w:ins w:id="53" w:author="PR Preview" w:date="2026-01-01T00:00:00Z">
         <w:r>
+          <w:t xml:space="preserve">❌ Chebyshev’s inequality says that …</w:t>
+        </w:r>
+      </w:ins>
+    </w:p>
+    <w:p>
+      <w:pPr>
+        <w:pStyle w:val="BlockText"/>
+      </w:pPr>
+      <w:ins w:id="54" w:author="PR Preview" w:date="2026-01-01T00:00:00Z">
+        <w:r>
+          <w:t xml:space="preserve">✅ Chebyshev’s inequality says that …</w:t>
+        </w:r>
+      </w:ins>
+      <w:ins w:id="55" w:author="PR Preview" w:date="2026-01-01T00:00:00Z">
+        <w:r>
           <w:t xml:space="preserve"> </w:t>
         </w:r>
       </w:ins>
-      <w:ins w:id="54" w:author="PR Preview" w:date="2026-01-01T00:00:00Z">
-        <w:r>
-          <w:t xml:space="preserve"> </w:t>
-        </w:r>
-      </w:ins>
-    </w:p>
-    <w:p>
-      <w:pPr>
-        <w:pStyle w:val="BlockText"/>
-      </w:pPr>
-      <w:ins w:id="55" w:author="PR Preview" w:date="2026-01-01T00:00:00Z">
-        <w:r>
-          <w:t xml:space="preserve">❌ Chebyshev’s inequality says that …</w:t>
-        </w:r>
-      </w:ins>
-    </w:p>
-    <w:p>
-      <w:pPr>
-        <w:pStyle w:val="BlockText"/>
-      </w:pPr>
       <w:ins w:id="56" w:author="PR Preview" w:date="2026-01-01T00:00:00Z">
         <w:r>
-          <w:t xml:space="preserve">✅ Chebyshev’s inequality says that …</w:t>
+          <w:t xml:space="preserve">Bienaymé derived the bound</w:t>
         </w:r>
       </w:ins>
       <w:ins w:id="57" w:author="PR Preview" w:date="2026-01-01T00:00:00Z">
@@ -3264,37 +3328,37 @@
       </w:ins>
       <w:ins w:id="58" w:author="PR Preview" w:date="2026-01-01T00:00:00Z">
         <w:r>
-          <w:t xml:space="preserve">Bienaymé derived the bound</w:t>
+          <w:t xml:space="preserve">(Bienaymé 1853)</w:t>
         </w:r>
       </w:ins>
       <w:ins w:id="59" w:author="PR Preview" w:date="2026-01-01T00:00:00Z">
         <w:r>
+          <w:t xml:space="preserve">, and Tchébychef proved a more general form</w:t>
+        </w:r>
+      </w:ins>
+      <w:ins w:id="60" w:author="PR Preview" w:date="2026-01-01T00:00:00Z">
+        <w:r>
           <w:t xml:space="preserve"> </w:t>
         </w:r>
       </w:ins>
-      <w:ins w:id="60" w:author="PR Preview" w:date="2026-01-01T00:00:00Z">
-        <w:r>
-          <w:t xml:space="preserve">(Bienaymé 1853)</w:t>
-        </w:r>
-      </w:ins>
       <w:ins w:id="61" w:author="PR Preview" w:date="2026-01-01T00:00:00Z">
         <w:r>
-          <w:t xml:space="preserve">, and Tchébychef proved a more general form</w:t>
+          <w:t xml:space="preserve">(Tchébychef 1867)</w:t>
         </w:r>
       </w:ins>
       <w:ins w:id="62" w:author="PR Preview" w:date="2026-01-01T00:00:00Z">
         <w:r>
+          <w:t xml:space="preserve">.</w:t>
+        </w:r>
+      </w:ins>
+      <w:ins w:id="63" w:author="PR Preview" w:date="2026-01-01T00:00:00Z">
+        <w:r>
           <w:t xml:space="preserve"> </w:t>
         </w:r>
       </w:ins>
-      <w:ins w:id="63" w:author="PR Preview" w:date="2026-01-01T00:00:00Z">
-        <w:r>
-          <w:t xml:space="preserve">(Tchébychef 1867)</w:t>
-        </w:r>
-      </w:ins>
       <w:ins w:id="64" w:author="PR Preview" w:date="2026-01-01T00:00:00Z">
         <w:r>
-          <w:t xml:space="preserve">.</w:t>
+          <w:t xml:space="preserve">A modern treatment is in</w:t>
         </w:r>
       </w:ins>
       <w:ins w:id="65" w:author="PR Preview" w:date="2026-01-01T00:00:00Z">
@@ -3304,20 +3368,10 @@
       </w:ins>
       <w:ins w:id="66" w:author="PR Preview" w:date="2026-01-01T00:00:00Z">
         <w:r>
-          <w:t xml:space="preserve">A modern treatment is in</w:t>
+          <w:t xml:space="preserve">Blitzstein and Hwang (2019)</w:t>
         </w:r>
       </w:ins>
       <w:ins w:id="67" w:author="PR Preview" w:date="2026-01-01T00:00:00Z">
-        <w:r>
-          <w:t xml:space="preserve"> </w:t>
-        </w:r>
-      </w:ins>
-      <w:ins w:id="68" w:author="PR Preview" w:date="2026-01-01T00:00:00Z">
-        <w:r>
-          <w:t xml:space="preserve">Blitzstein and Hwang (2019)</w:t>
-        </w:r>
-      </w:ins>
-      <w:ins w:id="69" w:author="PR Preview" w:date="2026-01-01T00:00:00Z">
         <w:r>
           <w:t xml:space="preserve">.</w:t>
         </w:r>
@@ -3330,7 +3384,7 @@
       <w:pPr>
         <w:pStyle w:val="Heading2"/>
       </w:pPr>
-      <w:ins w:id="70" w:author="PR Preview" w:date="2026-01-01T00:00:00Z">
+      <w:ins w:id="68" w:author="PR Preview" w:date="2026-01-01T00:00:00Z">
         <w:r>
           <w:t xml:space="preserve">11 Put the content first</w:t>
         </w:r>
@@ -3386,7 +3440,7 @@
       <w:pPr>
         <w:pStyle w:val="Heading2"/>
       </w:pPr>
-      <w:del w:id="71" w:author="PR Preview" w:date="2026-01-01T00:00:00Z">
+      <w:del w:id="69" w:author="PR Preview" w:date="2026-01-01T00:00:00Z">
         <w:r>
           <w:delText xml:space="preserve">11 Adapting another course’s material</w:delText>
         </w:r>
@@ -3396,7 +3450,7 @@
       <w:pPr>
         <w:pStyle w:val="Heading2"/>
       </w:pPr>
-      <w:ins w:id="72" w:author="PR Preview" w:date="2026-01-01T00:00:00Z">
+      <w:ins w:id="70" w:author="PR Preview" w:date="2026-01-01T00:00:00Z">
         <w:r>
           <w:t xml:space="preserve">12 Adapting another course’s material</w:t>
         </w:r>
@@ -3643,7 +3697,7 @@
       <w:pPr>
         <w:pStyle w:val="Heading3"/>
       </w:pPr>
-      <w:del w:id="73" w:author="PR Preview" w:date="2026-01-01T00:00:00Z">
+      <w:del w:id="71" w:author="PR Preview" w:date="2026-01-01T00:00:00Z">
         <w:r>
           <w:delText xml:space="preserve">11.1 Material from your own repositories</w:delText>
         </w:r>
@@ -3653,7 +3707,7 @@
       <w:pPr>
         <w:pStyle w:val="Heading3"/>
       </w:pPr>
-      <w:ins w:id="74" w:author="PR Preview" w:date="2026-01-01T00:00:00Z">
+      <w:ins w:id="72" w:author="PR Preview" w:date="2026-01-01T00:00:00Z">
         <w:r>
           <w:t xml:space="preserve">12.1 Material from your own repositories</w:t>
         </w:r>
@@ -3692,7 +3746,7 @@
         <w:pStyle w:val="Compact"/>
         <w:numPr>
           <w:ilvl w:val="0"/>
-          <w:numId w:val="1018"/>
+          <w:numId w:val="1020"/>
         </w:numPr>
       </w:pPr>
       <w:r>
@@ -3704,7 +3758,7 @@
         <w:pStyle w:val="Compact"/>
         <w:numPr>
           <w:ilvl w:val="0"/>
-          <w:numId w:val="1018"/>
+          <w:numId w:val="1020"/>
         </w:numPr>
       </w:pPr>
       <w:r>
@@ -3742,7 +3796,7 @@
         <w:pStyle w:val="Compact"/>
         <w:numPr>
           <w:ilvl w:val="0"/>
-          <w:numId w:val="1019"/>
+          <w:numId w:val="1021"/>
         </w:numPr>
       </w:pPr>
       <w:r>
@@ -3766,7 +3820,7 @@
         <w:pStyle w:val="Compact"/>
         <w:numPr>
           <w:ilvl w:val="0"/>
-          <w:numId w:val="1019"/>
+          <w:numId w:val="1021"/>
         </w:numPr>
       </w:pPr>
       <w:r>
@@ -3786,7 +3840,7 @@
       <w:pPr>
         <w:pStyle w:val="Heading2"/>
       </w:pPr>
-      <w:del w:id="75" w:author="PR Preview" w:date="2026-01-01T00:00:00Z">
+      <w:del w:id="73" w:author="PR Preview" w:date="2026-01-01T00:00:00Z">
         <w:r>
           <w:delText xml:space="preserve">12 Common citation errors to avoid</w:delText>
         </w:r>
@@ -3796,7 +3850,7 @@
       <w:pPr>
         <w:pStyle w:val="Heading2"/>
       </w:pPr>
-      <w:ins w:id="76" w:author="PR Preview" w:date="2026-01-01T00:00:00Z">
+      <w:ins w:id="74" w:author="PR Preview" w:date="2026-01-01T00:00:00Z">
         <w:r>
           <w:t xml:space="preserve">13 Common citation errors to avoid</w:t>
         </w:r>
@@ -3807,7 +3861,7 @@
         <w:pStyle w:val="Compact"/>
         <w:numPr>
           <w:ilvl w:val="0"/>
-          <w:numId w:val="1020"/>
+          <w:numId w:val="1022"/>
         </w:numPr>
       </w:pPr>
       <w:r>
@@ -3826,7 +3880,7 @@
         <w:pStyle w:val="Compact"/>
         <w:numPr>
           <w:ilvl w:val="0"/>
-          <w:numId w:val="1020"/>
+          <w:numId w:val="1022"/>
         </w:numPr>
       </w:pPr>
       <w:r>
@@ -3857,7 +3911,7 @@
         <w:pStyle w:val="Compact"/>
         <w:numPr>
           <w:ilvl w:val="0"/>
-          <w:numId w:val="1020"/>
+          <w:numId w:val="1022"/>
         </w:numPr>
       </w:pPr>
       <w:r>
@@ -3906,7 +3960,7 @@
         <w:pStyle w:val="Compact"/>
         <w:numPr>
           <w:ilvl w:val="0"/>
-          <w:numId w:val="1020"/>
+          <w:numId w:val="1022"/>
         </w:numPr>
       </w:pPr>
       <w:r>
@@ -3925,7 +3979,7 @@
         <w:pStyle w:val="Compact"/>
         <w:numPr>
           <w:ilvl w:val="0"/>
-          <w:numId w:val="1020"/>
+          <w:numId w:val="1022"/>
         </w:numPr>
       </w:pPr>
       <w:r>
@@ -3944,7 +3998,7 @@
         <w:pStyle w:val="Compact"/>
         <w:numPr>
           <w:ilvl w:val="0"/>
-          <w:numId w:val="1020"/>
+          <w:numId w:val="1022"/>
         </w:numPr>
       </w:pPr>
       <w:r>
@@ -3963,7 +4017,7 @@
         <w:pStyle w:val="Compact"/>
         <w:numPr>
           <w:ilvl w:val="0"/>
-          <w:numId w:val="1020"/>
+          <w:numId w:val="1022"/>
         </w:numPr>
       </w:pPr>
       <w:r>
@@ -3983,7 +4037,7 @@
       <w:pPr>
         <w:pStyle w:val="Heading2"/>
       </w:pPr>
-      <w:del w:id="77" w:author="PR Preview" w:date="2026-01-01T00:00:00Z">
+      <w:del w:id="75" w:author="PR Preview" w:date="2026-01-01T00:00:00Z">
         <w:r>
           <w:delText xml:space="preserve">13 Examples</w:delText>
         </w:r>
@@ -3993,7 +4047,7 @@
       <w:pPr>
         <w:pStyle w:val="Heading3"/>
       </w:pPr>
-      <w:del w:id="78" w:author="PR Preview" w:date="2026-01-01T00:00:00Z">
+      <w:del w:id="76" w:author="PR Preview" w:date="2026-01-01T00:00:00Z">
         <w:r>
           <w:delText xml:space="preserve">13.1 Poor (unsupported claim)</w:delText>
         </w:r>
@@ -4003,7 +4057,7 @@
       <w:pPr>
         <w:pStyle w:val="Heading2"/>
       </w:pPr>
-      <w:ins w:id="79" w:author="PR Preview" w:date="2026-01-01T00:00:00Z">
+      <w:ins w:id="77" w:author="PR Preview" w:date="2026-01-01T00:00:00Z">
         <w:r>
           <w:t xml:space="preserve">14 Examples</w:t>
         </w:r>
@@ -4014,7 +4068,7 @@
       <w:pPr>
         <w:pStyle w:val="Heading3"/>
       </w:pPr>
-      <w:ins w:id="80" w:author="PR Preview" w:date="2026-01-01T00:00:00Z">
+      <w:ins w:id="78" w:author="PR Preview" w:date="2026-01-01T00:00:00Z">
         <w:r>
           <w:t xml:space="preserve">14.1 Poor (unsupported claim)</w:t>
         </w:r>
@@ -4049,7 +4103,7 @@
       <w:pPr>
         <w:pStyle w:val="Heading3"/>
       </w:pPr>
-      <w:del w:id="81" w:author="PR Preview" w:date="2026-01-01T00:00:00Z">
+      <w:del w:id="79" w:author="PR Preview" w:date="2026-01-01T00:00:00Z">
         <w:r>
           <w:delText xml:space="preserve">13.2 Better (citation provided)</w:delText>
         </w:r>
@@ -4059,7 +4113,7 @@
       <w:pPr>
         <w:pStyle w:val="Heading3"/>
       </w:pPr>
-      <w:ins w:id="82" w:author="PR Preview" w:date="2026-01-01T00:00:00Z">
+      <w:ins w:id="80" w:author="PR Preview" w:date="2026-01-01T00:00:00Z">
         <w:r>
           <w:t xml:space="preserve">14.2 Better (citation provided)</w:t>
         </w:r>
@@ -4103,7 +4157,7 @@
       <w:pPr>
         <w:pStyle w:val="Heading3"/>
       </w:pPr>
-      <w:del w:id="83" w:author="PR Preview" w:date="2026-01-01T00:00:00Z">
+      <w:del w:id="81" w:author="PR Preview" w:date="2026-01-01T00:00:00Z">
         <w:r>
           <w:delText xml:space="preserve">13.3 Best (citation with context)</w:delText>
         </w:r>
@@ -4113,7 +4167,7 @@
       <w:pPr>
         <w:pStyle w:val="Heading3"/>
       </w:pPr>
-      <w:ins w:id="84" w:author="PR Preview" w:date="2026-01-01T00:00:00Z">
+      <w:ins w:id="82" w:author="PR Preview" w:date="2026-01-01T00:00:00Z">
         <w:r>
           <w:t xml:space="preserve">14.3 Best (citation with context)</w:t>
         </w:r>
@@ -4169,7 +4223,7 @@
       <w:pPr>
         <w:pStyle w:val="Heading3"/>
       </w:pPr>
-      <w:del w:id="85" w:author="PR Preview" w:date="2026-01-01T00:00:00Z">
+      <w:del w:id="83" w:author="PR Preview" w:date="2026-01-01T00:00:00Z">
         <w:r>
           <w:delText xml:space="preserve">13.4 Poor (irrelevant citation)</w:delText>
         </w:r>
@@ -4179,7 +4233,7 @@
       <w:pPr>
         <w:pStyle w:val="Heading3"/>
       </w:pPr>
-      <w:ins w:id="86" w:author="PR Preview" w:date="2026-01-01T00:00:00Z">
+      <w:ins w:id="84" w:author="PR Preview" w:date="2026-01-01T00:00:00Z">
         <w:r>
           <w:t xml:space="preserve">14.4 Poor (irrelevant citation)</w:t>
         </w:r>
@@ -4223,7 +4277,7 @@
       <w:pPr>
         <w:pStyle w:val="Heading3"/>
       </w:pPr>
-      <w:del w:id="87" w:author="PR Preview" w:date="2026-01-01T00:00:00Z">
+      <w:del w:id="85" w:author="PR Preview" w:date="2026-01-01T00:00:00Z">
         <w:r>
           <w:delText xml:space="preserve">13.5 Better (relevant citation)</w:delText>
         </w:r>
@@ -4233,7 +4287,7 @@
       <w:pPr>
         <w:pStyle w:val="Heading3"/>
       </w:pPr>
-      <w:ins w:id="88" w:author="PR Preview" w:date="2026-01-01T00:00:00Z">
+      <w:ins w:id="86" w:author="PR Preview" w:date="2026-01-01T00:00:00Z">
         <w:r>
           <w:t xml:space="preserve">14.5 Better (relevant citation)</w:t>
         </w:r>
@@ -4278,7 +4332,7 @@
       <w:pPr>
         <w:pStyle w:val="Heading2"/>
       </w:pPr>
-      <w:del w:id="89" w:author="PR Preview" w:date="2026-01-01T00:00:00Z">
+      <w:del w:id="87" w:author="PR Preview" w:date="2026-01-01T00:00:00Z">
         <w:r>
           <w:delText xml:space="preserve">14 Conclusion</w:delText>
         </w:r>
@@ -4288,7 +4342,7 @@
       <w:pPr>
         <w:pStyle w:val="Heading2"/>
       </w:pPr>
-      <w:ins w:id="90" w:author="PR Preview" w:date="2026-01-01T00:00:00Z">
+      <w:ins w:id="88" w:author="PR Preview" w:date="2026-01-01T00:00:00Z">
         <w:r>
           <w:t xml:space="preserve">15 Conclusion</w:t>
         </w:r>
@@ -4350,9 +4404,19 @@
       <w:pPr>
         <w:pStyle w:val="Bibliography"/>
       </w:pPr>
+      <w:ins w:id="89" w:author="PR Preview" w:date="2026-01-01T00:00:00Z">
+        <w:r>
+          <w:t xml:space="preserve">Bienaymé, Irénée-Jules. 1853.</w:t>
+        </w:r>
+      </w:ins>
+      <w:ins w:id="90" w:author="PR Preview" w:date="2026-01-01T00:00:00Z">
+        <w:r>
+          <w:t xml:space="preserve"> </w:t>
+        </w:r>
+      </w:ins>
       <w:ins w:id="91" w:author="PR Preview" w:date="2026-01-01T00:00:00Z">
         <w:r>
-          <w:t xml:space="preserve">Bienaymé, Irénée-Jules. 1853.</w:t>
+          <w:t xml:space="preserve">“Considérations à l’appui de La Découverte de</w:t>
         </w:r>
       </w:ins>
       <w:ins w:id="92" w:author="PR Preview" w:date="2026-01-01T00:00:00Z">
@@ -4362,7 +4426,7 @@
       </w:ins>
       <w:ins w:id="93" w:author="PR Preview" w:date="2026-01-01T00:00:00Z">
         <w:r>
-          <w:t xml:space="preserve">“Considérations à l’appui de La Découverte de</w:t>
+          <w:t xml:space="preserve">Laplace</w:t>
         </w:r>
       </w:ins>
       <w:ins w:id="94" w:author="PR Preview" w:date="2026-01-01T00:00:00Z">
@@ -4372,7 +4436,7 @@
       </w:ins>
       <w:ins w:id="95" w:author="PR Preview" w:date="2026-01-01T00:00:00Z">
         <w:r>
-          <w:t xml:space="preserve">Laplace</w:t>
+          <w:t xml:space="preserve">Sur La Loi de Probabilité Dans La Méthode Des Moindres Carrés.”</w:t>
         </w:r>
       </w:ins>
       <w:ins w:id="96" w:author="PR Preview" w:date="2026-01-01T00:00:00Z">
@@ -4381,16 +4445,6 @@
         </w:r>
       </w:ins>
       <w:ins w:id="97" w:author="PR Preview" w:date="2026-01-01T00:00:00Z">
-        <w:r>
-          <w:t xml:space="preserve">Sur La Loi de Probabilité Dans La Méthode Des Moindres Carrés.”</w:t>
-        </w:r>
-      </w:ins>
-      <w:ins w:id="98" w:author="PR Preview" w:date="2026-01-01T00:00:00Z">
-        <w:r>
-          <w:t xml:space="preserve"> </w:t>
-        </w:r>
-      </w:ins>
-      <w:ins w:id="99" w:author="PR Preview" w:date="2026-01-01T00:00:00Z">
         <w:r>
           <w:rPr>
             <w:i/>
@@ -4399,23 +4453,23 @@
           <w:t xml:space="preserve">Comptes Rendus de l’Académie Des Sciences</w:t>
         </w:r>
       </w:ins>
+      <w:ins w:id="98" w:author="PR Preview" w:date="2026-01-01T00:00:00Z">
+        <w:r>
+          <w:t xml:space="preserve"> </w:t>
+        </w:r>
+      </w:ins>
+      <w:ins w:id="99" w:author="PR Preview" w:date="2026-01-01T00:00:00Z">
+        <w:r>
+          <w:t xml:space="preserve">37: 309–24.</w:t>
+        </w:r>
+      </w:ins>
       <w:ins w:id="100" w:author="PR Preview" w:date="2026-01-01T00:00:00Z">
         <w:r>
           <w:t xml:space="preserve"> </w:t>
         </w:r>
       </w:ins>
-      <w:ins w:id="101" w:author="PR Preview" w:date="2026-01-01T00:00:00Z">
-        <w:r>
-          <w:t xml:space="preserve">37: 309–24.</w:t>
-        </w:r>
-      </w:ins>
-      <w:ins w:id="102" w:author="PR Preview" w:date="2026-01-01T00:00:00Z">
-        <w:r>
-          <w:t xml:space="preserve"> </w:t>
-        </w:r>
-      </w:ins>
       <w:hyperlink r:id="rId49">
-        <w:ins w:id="103" w:author="PR Preview" w:date="2026-01-01T00:00:00Z">
+        <w:ins w:id="101" w:author="PR Preview" w:date="2026-01-01T00:00:00Z">
           <w:r>
             <w:rPr>
               <w:rStyle w:val="Hyperlink"/>
@@ -4424,7 +4478,7 @@
           </w:r>
         </w:ins>
       </w:hyperlink>
-      <w:ins w:id="104" w:author="PR Preview" w:date="2026-01-01T00:00:00Z">
+      <w:ins w:id="102" w:author="PR Preview" w:date="2026-01-01T00:00:00Z">
         <w:r>
           <w:t xml:space="preserve">.</w:t>
         </w:r>
@@ -4436,17 +4490,17 @@
       <w:pPr>
         <w:pStyle w:val="Bibliography"/>
       </w:pPr>
+      <w:ins w:id="103" w:author="PR Preview" w:date="2026-01-01T00:00:00Z">
+        <w:r>
+          <w:t xml:space="preserve">Blitzstein, Joseph K., and Jessica Hwang. 2019.</w:t>
+        </w:r>
+      </w:ins>
+      <w:ins w:id="104" w:author="PR Preview" w:date="2026-01-01T00:00:00Z">
+        <w:r>
+          <w:t xml:space="preserve"> </w:t>
+        </w:r>
+      </w:ins>
       <w:ins w:id="105" w:author="PR Preview" w:date="2026-01-01T00:00:00Z">
-        <w:r>
-          <w:t xml:space="preserve">Blitzstein, Joseph K., and Jessica Hwang. 2019.</w:t>
-        </w:r>
-      </w:ins>
-      <w:ins w:id="106" w:author="PR Preview" w:date="2026-01-01T00:00:00Z">
-        <w:r>
-          <w:t xml:space="preserve"> </w:t>
-        </w:r>
-      </w:ins>
-      <w:ins w:id="107" w:author="PR Preview" w:date="2026-01-01T00:00:00Z">
         <w:r>
           <w:rPr>
             <w:i/>
@@ -4455,18 +4509,18 @@
           <w:t xml:space="preserve">Introduction to Probability</w:t>
         </w:r>
       </w:ins>
-      <w:ins w:id="108" w:author="PR Preview" w:date="2026-01-01T00:00:00Z">
+      <w:ins w:id="106" w:author="PR Preview" w:date="2026-01-01T00:00:00Z">
         <w:r>
           <w:t xml:space="preserve">. 2nd ed. Chapman; Hall/CRC.</w:t>
         </w:r>
       </w:ins>
-      <w:ins w:id="109" w:author="PR Preview" w:date="2026-01-01T00:00:00Z">
+      <w:ins w:id="107" w:author="PR Preview" w:date="2026-01-01T00:00:00Z">
         <w:r>
           <w:t xml:space="preserve"> </w:t>
         </w:r>
       </w:ins>
       <w:hyperlink r:id="rId51">
-        <w:ins w:id="110" w:author="PR Preview" w:date="2026-01-01T00:00:00Z">
+        <w:ins w:id="108" w:author="PR Preview" w:date="2026-01-01T00:00:00Z">
           <w:r>
             <w:rPr>
               <w:rStyle w:val="Hyperlink"/>
@@ -4475,7 +4529,7 @@
           </w:r>
         </w:ins>
       </w:hyperlink>
-      <w:ins w:id="111" w:author="PR Preview" w:date="2026-01-01T00:00:00Z">
+      <w:ins w:id="109" w:author="PR Preview" w:date="2026-01-01T00:00:00Z">
         <w:r>
           <w:t xml:space="preserve">.</w:t>
         </w:r>
@@ -4639,9 +4693,19 @@
       <w:pPr>
         <w:pStyle w:val="Bibliography"/>
       </w:pPr>
+      <w:ins w:id="110" w:author="PR Preview" w:date="2026-01-01T00:00:00Z">
+        <w:r>
+          <w:t xml:space="preserve">Tchébychef, P. L. 1867.</w:t>
+        </w:r>
+      </w:ins>
+      <w:ins w:id="111" w:author="PR Preview" w:date="2026-01-01T00:00:00Z">
+        <w:r>
+          <w:t xml:space="preserve"> </w:t>
+        </w:r>
+      </w:ins>
       <w:ins w:id="112" w:author="PR Preview" w:date="2026-01-01T00:00:00Z">
         <w:r>
-          <w:t xml:space="preserve">Tchébychef, P. L. 1867.</w:t>
+          <w:t xml:space="preserve">“Des Valeurs Moyennes.”</w:t>
         </w:r>
       </w:ins>
       <w:ins w:id="113" w:author="PR Preview" w:date="2026-01-01T00:00:00Z">
@@ -4650,16 +4714,6 @@
         </w:r>
       </w:ins>
       <w:ins w:id="114" w:author="PR Preview" w:date="2026-01-01T00:00:00Z">
-        <w:r>
-          <w:t xml:space="preserve">“Des Valeurs Moyennes.”</w:t>
-        </w:r>
-      </w:ins>
-      <w:ins w:id="115" w:author="PR Preview" w:date="2026-01-01T00:00:00Z">
-        <w:r>
-          <w:t xml:space="preserve"> </w:t>
-        </w:r>
-      </w:ins>
-      <w:ins w:id="116" w:author="PR Preview" w:date="2026-01-01T00:00:00Z">
         <w:r>
           <w:rPr>
             <w:i/>
@@ -4668,18 +4722,18 @@
           <w:t xml:space="preserve">Journal de Mathématiques Pures Et Appliquées</w:t>
         </w:r>
       </w:ins>
-      <w:ins w:id="117" w:author="PR Preview" w:date="2026-01-01T00:00:00Z">
+      <w:ins w:id="115" w:author="PR Preview" w:date="2026-01-01T00:00:00Z">
         <w:r>
           <w:t xml:space="preserve">, 2nd series, vol. 12: 177–84.</w:t>
         </w:r>
       </w:ins>
-      <w:ins w:id="118" w:author="PR Preview" w:date="2026-01-01T00:00:00Z">
+      <w:ins w:id="116" w:author="PR Preview" w:date="2026-01-01T00:00:00Z">
         <w:r>
           <w:t xml:space="preserve"> </w:t>
         </w:r>
       </w:ins>
       <w:hyperlink r:id="rId60">
-        <w:ins w:id="119" w:author="PR Preview" w:date="2026-01-01T00:00:00Z">
+        <w:ins w:id="117" w:author="PR Preview" w:date="2026-01-01T00:00:00Z">
           <w:r>
             <w:rPr>
               <w:rStyle w:val="Hyperlink"/>
@@ -4688,7 +4742,7 @@
           </w:r>
         </w:ins>
       </w:hyperlink>
-      <w:ins w:id="120" w:author="PR Preview" w:date="2026-01-01T00:00:00Z">
+      <w:ins w:id="118" w:author="PR Preview" w:date="2026-01-01T00:00:00Z">
         <w:r>
           <w:t xml:space="preserve">.</w:t>
         </w:r>
@@ -5120,6 +5174,12 @@
     <w:abstractNumId w:val="991"/>
   </w:num>
   <w:num w:numId="1020">
+    <w:abstractNumId w:val="991"/>
+  </w:num>
+  <w:num w:numId="1021">
+    <w:abstractNumId w:val="991"/>
+  </w:num>
+  <w:num w:numId="1022">
     <w:abstractNumId w:val="991"/>
   </w:num>
 </w:numbering>
